--- a/data/cvs/cv_150_BURN_MANUFACTURING_Junior_Business_Analyst__Data_Analyst.docx
+++ b/data/cvs/cv_150_BURN_MANUFACTURING_Junior_Business_Analyst__Data_Analyst.docx
@@ -86,7 +86,7 @@
         <w:rPr>
           <w:sz w:val="20"/>
         </w:rPr>
-        <w:t>Full Stack Developer with a focus on AI and automation, currently building production systems at Copy Cat Group. I work across Python, JavaScript, and SQL, with React, Node.js, and Django in my stack. Recent projects include integrating SAP APIs with internal systems, designing system architecture, and building an AI-powered tender scraping pipeline. Previously, I've worked as an AI Data Annotator, improving model accuracy through structured feedback and annotation.</w:t>
+        <w:t>Full Stack Developer and AI engineer with a background in data annotation and evaluation. I have experience in building full-stack applications, from Python backends and REST APIs to React frontends, and have worked with various databases and cloud platforms. Currently, I'm focused on AI-driven automation, including model evaluation, prompt engineering, and dataset structuring, with a particular interest in business intelligence and data analysis.</w:t>
       </w:r>
     </w:p>
     <w:p>
@@ -245,7 +245,7 @@
         <w:rPr>
           <w:sz w:val="20"/>
         </w:rPr>
-        <w:t>Google Sheets, Power BI, Tableau, AI-assisted analytics, Data analysis, Business intelligence, IT operations, IT expenditure analysis, Cost trend analysis, Dashboard development, Cross-functional collaboration, Asset lifecycle management, IT performance analysis, Software license management, IoT device management, Cloud services management, Hardware management</w:t>
+        <w:t>Google Sheets, Power BI, Tableau, AI-assisted analytics, IT expenditure analysis, Cost reporting, Dashboard development, Automated reporting, Security report analysis, Budget planning, IT cost allocation</w:t>
       </w:r>
     </w:p>
     <w:p>
@@ -263,7 +263,7 @@
         <w:rPr>
           <w:sz w:val="20"/>
         </w:rPr>
-        <w:t>Security report analysis, Budget planning, Cost optimization, Cost allocation, Chargeback reporting, Software license compliance, Data collection automation, Data cleaning, Preliminary analysis, Executive reporting, Business Analytics, Data Science, Finance, Analytical skills, Problem-solving, Attention to detail, Communication skills</w:t>
+        <w:t>Chargeback reporting, Software license compliance, Data collection automation, Data cleaning, Preliminary data analysis, Executive summary preparation, Presentation skills, Business Analytics, Data Science, IT infrastructure understanding, Networking concepts, Security concepts</w:t>
       </w:r>
     </w:p>
     <w:p>
@@ -313,7 +313,7 @@
         <w:rPr>
           <w:sz w:val="20"/>
         </w:rPr>
-        <w:t>Integrating SAP APIs with an internal Credit Control System, automating processes for OA and IT units.</w:t>
+        <w:t>Integrating SAP APIs with an internal Credit Control System for automated OA and IT operations.</w:t>
       </w:r>
     </w:p>
     <w:p>
@@ -325,7 +325,7 @@
         <w:rPr>
           <w:sz w:val="20"/>
         </w:rPr>
-        <w:t>Designing and documenting system architecture, including Application, Data, Integration, and Security layers.</w:t>
+        <w:t>Authoring comprehensive System Design Documents (SDDs) for Application, Data, Integration, and Security Architecture.</w:t>
       </w:r>
     </w:p>
     <w:p>
@@ -337,7 +337,7 @@
         <w:rPr>
           <w:sz w:val="20"/>
         </w:rPr>
-        <w:t>Building an AI-powered tender scraping pipeline, automating tender discovery and processing.</w:t>
+        <w:t>Building an AI-powered tender scraping pipeline to automate tender opportunity discovery and processing.</w:t>
       </w:r>
     </w:p>
     <w:p>
@@ -372,7 +372,7 @@
         <w:rPr>
           <w:sz w:val="20"/>
         </w:rPr>
-        <w:t>Generating difference-based captions for multimodal datasets, improving model accuracy.</w:t>
+        <w:t>Train AI models by generating accurate difference-based captions for multimodal datasets</w:t>
       </w:r>
     </w:p>
     <w:p>
@@ -384,7 +384,7 @@
         <w:rPr>
           <w:sz w:val="20"/>
         </w:rPr>
-        <w:t>Performing categorisation, bounding, and validation tasks for high-quality annotated outputs.</w:t>
+        <w:t>Perform categorisation, bounding, consistency checks, and image-level validation to improve multimodal model accuracy</w:t>
       </w:r>
     </w:p>
     <w:p>
@@ -396,7 +396,7 @@
         <w:rPr>
           <w:sz w:val="20"/>
         </w:rPr>
-        <w:t>Contributing directly to production AI model training pipelines.</w:t>
+        <w:t>Contribute high-quality annotated outputs that directly feed into production AI model training pipelines</w:t>
       </w:r>
     </w:p>
     <w:p>
@@ -431,7 +431,7 @@
         <w:rPr>
           <w:sz w:val="20"/>
         </w:rPr>
-        <w:t>Developing full-stack solutions for U.S. clients, including UI components, APIs, and CMS systems.</w:t>
+        <w:t>Developed and delivered full-stack solutions for U.S.-based clients across different sectors</w:t>
       </w:r>
     </w:p>
     <w:p>
@@ -443,7 +443,19 @@
         <w:rPr>
           <w:sz w:val="20"/>
         </w:rPr>
-        <w:t>Collaborating remotely to debug, optimise, and implement client feedback.</w:t>
+        <w:t>Built UI components, optimised APIs, and handled CMS-based website systems</w:t>
+      </w:r>
+    </w:p>
+    <w:p>
+      <w:pPr>
+        <w:pStyle w:val="ListBullet"/>
+        <w:spacing w:before="0" w:after="20"/>
+      </w:pPr>
+      <w:r>
+        <w:rPr>
+          <w:sz w:val="20"/>
+        </w:rPr>
+        <w:t>Collaborated with remote teams to debug, improve performance, and implement client feedback</w:t>
       </w:r>
     </w:p>
     <w:p>
@@ -478,7 +490,31 @@
         <w:rPr>
           <w:sz w:val="20"/>
         </w:rPr>
-        <w:t>Annotating and evaluating datasets for health and agriculture AI, ensuring annotation quality.</w:t>
+        <w:t>Annotated and evaluated datasets for health and agriculture AI systems</w:t>
+      </w:r>
+    </w:p>
+    <w:p>
+      <w:pPr>
+        <w:pStyle w:val="ListBullet"/>
+        <w:spacing w:before="0" w:after="20"/>
+      </w:pPr>
+      <w:r>
+        <w:rPr>
+          <w:sz w:val="20"/>
+        </w:rPr>
+        <w:t>Performed intent detection, slot tagging, utterance verification, and structured dataset creation</w:t>
+      </w:r>
+    </w:p>
+    <w:p>
+      <w:pPr>
+        <w:pStyle w:val="ListBullet"/>
+        <w:spacing w:before="0" w:after="20"/>
+      </w:pPr>
+      <w:r>
+        <w:rPr>
+          <w:sz w:val="20"/>
+        </w:rPr>
+        <w:t>Ensured annotation quality and consistency across multilingual and multimodal training data</w:t>
       </w:r>
     </w:p>
     <w:p>
